--- a/declaraciones_app/data/documentos/1573640110101_acta_Ana_Emilia_Solares_López.docx
+++ b/declaraciones_app/data/documentos/1573640110101_acta_Ana_Emilia_Solares_López.docx
@@ -29,6 +29,718 @@
         <w:jc w:val="both"/>
         <w:rPr>
           <w:rFonts w:ascii="Arial" w:hAnsi="Arial" w:cs="Arial"/>
+          <w:b/>
+        </w:rPr>
+      </w:pPr>
+      <w:r>
+        <w:rPr>
+          <w:rFonts w:ascii="Arial" w:hAnsi="Arial" w:cs="Arial"/>
+        </w:rPr>
+        <w:t xml:space="preserve">En la ciudad de Guatemala, siendo las </w:t>
+      </w:r>
+      <w:r>
+        <w:rPr>
+          <w:rFonts w:ascii="Arial" w:hAnsi="Arial" w:cs="Arial"/>
+        </w:rPr>
+        <w:t>diecisiete</w:t>
+      </w:r>
+      <w:r>
+        <w:rPr>
+          <w:rFonts w:ascii="Arial" w:hAnsi="Arial" w:cs="Arial"/>
+        </w:rPr>
+        <w:t xml:space="preserve"> ho</w:t>
+      </w:r>
+      <w:r>
+        <w:rPr>
+          <w:rFonts w:ascii="Arial" w:hAnsi="Arial" w:cs="Arial"/>
+        </w:rPr>
+        <w:t>ras</w:t>
+      </w:r>
+      <w:r>
+        <w:rPr>
+          <w:rFonts w:ascii="Arial" w:hAnsi="Arial" w:cs="Arial"/>
+        </w:rPr>
+        <w:t xml:space="preserve"> con</w:t>
+      </w:r>
+      <w:r>
+        <w:rPr>
+          <w:rFonts w:ascii="Arial" w:hAnsi="Arial" w:cs="Arial"/>
+        </w:rPr>
+        <w:t xml:space="preserve"> veinte</w:t>
+      </w:r>
+      <w:r>
+        <w:rPr>
+          <w:rFonts w:ascii="Arial" w:hAnsi="Arial" w:cs="Arial"/>
+        </w:rPr>
+        <w:t xml:space="preserve"> minutos</w:t>
+      </w:r>
+      <w:r>
+        <w:rPr>
+          <w:rFonts w:ascii="Arial" w:hAnsi="Arial" w:cs="Arial"/>
+        </w:rPr>
+        <w:t>,</w:t>
+      </w:r>
+      <w:r>
+        <w:rPr>
+          <w:rFonts w:ascii="Arial" w:hAnsi="Arial" w:cs="Arial"/>
+        </w:rPr>
+        <w:t xml:space="preserve"> del día</w:t>
+      </w:r>
+      <w:r>
+        <w:rPr>
+          <w:rFonts w:ascii="Arial" w:hAnsi="Arial" w:cs="Arial"/>
+        </w:rPr>
+        <w:t xml:space="preserve"> veintiocho (28)</w:t>
+      </w:r>
+      <w:r>
+        <w:rPr>
+          <w:rFonts w:ascii="Arial" w:hAnsi="Arial" w:cs="Arial"/>
+        </w:rPr>
+        <w:t>, de</w:t>
+      </w:r>
+      <w:r>
+        <w:rPr>
+          <w:rFonts w:ascii="Arial" w:hAnsi="Arial" w:cs="Arial"/>
+        </w:rPr>
+        <w:t xml:space="preserve"> noviembre</w:t>
+      </w:r>
+      <w:r>
+        <w:rPr>
+          <w:rFonts w:ascii="Arial" w:hAnsi="Arial" w:cs="Arial"/>
+        </w:rPr>
+        <w:t xml:space="preserve"> </w:t>
+      </w:r>
+      <w:r>
+        <w:rPr>
+          <w:rFonts w:ascii="Arial" w:hAnsi="Arial" w:cs="Arial"/>
+        </w:rPr>
+        <w:t xml:space="preserve">del dos mil </w:t>
+      </w:r>
+      <w:r>
+        <w:rPr>
+          <w:rFonts w:ascii="Arial" w:hAnsi="Arial" w:cs="Arial"/>
+        </w:rPr>
+        <w:t>veinti</w:t>
+      </w:r>
+      <w:r>
+        <w:rPr>
+          <w:rFonts w:ascii="Arial" w:hAnsi="Arial" w:cs="Arial"/>
+        </w:rPr>
+        <w:t>c</w:t>
+      </w:r>
+      <w:r>
+        <w:rPr>
+          <w:rFonts w:ascii="Arial" w:hAnsi="Arial" w:cs="Arial"/>
+        </w:rPr>
+        <w:t>inco</w:t>
+      </w:r>
+      <w:r>
+        <w:rPr>
+          <w:rFonts w:ascii="Arial" w:hAnsi="Arial" w:cs="Arial"/>
+        </w:rPr>
+        <w:t xml:space="preserve"> (20</w:t>
+      </w:r>
+      <w:r>
+        <w:rPr>
+          <w:rFonts w:ascii="Arial" w:hAnsi="Arial" w:cs="Arial"/>
+        </w:rPr>
+        <w:t>2</w:t>
+      </w:r>
+      <w:r>
+        <w:rPr>
+          <w:rFonts w:ascii="Arial" w:hAnsi="Arial" w:cs="Arial"/>
+        </w:rPr>
+        <w:t>5</w:t>
+      </w:r>
+      <w:r>
+        <w:rPr>
+          <w:rFonts w:ascii="Arial" w:hAnsi="Arial" w:cs="Arial"/>
+        </w:rPr>
+        <w:t>),</w:t>
+      </w:r>
+      <w:r>
+        <w:rPr>
+          <w:rFonts w:ascii="Arial" w:eastAsia="Batang" w:hAnsi="Arial" w:cs="Arial"/>
+          <w:b/>
+          <w:lang w:val="es-MX"/>
+        </w:rPr>
+        <w:t xml:space="preserve"> YO,</w:t>
+      </w:r>
+      <w:r>
+        <w:rPr>
+          <w:rFonts w:ascii="Arial" w:hAnsi="Arial" w:cs="Arial"/>
+          <w:b/>
+        </w:rPr>
+        <w:t xml:space="preserve"> Néstor Antolín Najarro López</w:t>
+      </w:r>
+      <w:r>
+        <w:rPr>
+          <w:rFonts w:ascii="Arial" w:hAnsi="Arial" w:cs="Arial"/>
+        </w:rPr>
+        <w:t xml:space="preserve">,  </w:t>
+      </w:r>
+      <w:r>
+        <w:rPr>
+          <w:rFonts w:ascii="Arial" w:hAnsi="Arial" w:cs="Arial"/>
+          <w:b/>
+        </w:rPr>
+        <w:t>Notario</w:t>
+      </w:r>
+      <w:r>
+        <w:rPr>
+          <w:rFonts w:ascii="Arial" w:hAnsi="Arial" w:cs="Arial"/>
+        </w:rPr>
+        <w:t>, constituido en mi oficina profesional ubicada en la Manzana siete (7), lote catorce (14), san Rafael buena vista zona dieciocho (18)</w:t>
+      </w:r>
+      <w:r>
+        <w:rPr>
+          <w:rFonts w:ascii="Arial" w:eastAsia="Batang" w:hAnsi="Arial" w:cs="Arial"/>
+        </w:rPr>
+        <w:t>, del municipio de Guatemala, departamento de Guatemala, soy requerido por el señor</w:t>
+      </w:r>
+      <w:r>
+        <w:rPr>
+          <w:rFonts w:ascii="Arial" w:eastAsia="Batang" w:hAnsi="Arial" w:cs="Arial"/>
+        </w:rPr>
+        <w:t xml:space="preserve"> </w:t>
+      </w:r>
+      <w:bookmarkStart w:id="0" w:name="_Hlk168651707"/>
+      <w:r>
+        <w:rPr>
+          <w:rFonts w:ascii="Arial" w:eastAsia="Batang" w:hAnsi="Arial" w:cs="Arial"/>
+          <w:b/>
+          <w:bCs/>
+        </w:rPr>
+        <w:t xml:space="preserve">Abner Aníbal </w:t>
+      </w:r>
+      <w:proofErr w:type="spellStart"/>
+      <w:r>
+        <w:rPr>
+          <w:rFonts w:ascii="Arial" w:eastAsia="Batang" w:hAnsi="Arial" w:cs="Arial"/>
+          <w:b/>
+          <w:bCs/>
+        </w:rPr>
+        <w:t>Ajpop</w:t>
+      </w:r>
+      <w:proofErr w:type="spellEnd"/>
+      <w:r>
+        <w:rPr>
+          <w:rFonts w:ascii="Arial" w:eastAsia="Batang" w:hAnsi="Arial" w:cs="Arial"/>
+          <w:b/>
+          <w:bCs/>
+        </w:rPr>
+        <w:t xml:space="preserve"> González</w:t>
+      </w:r>
+      <w:bookmarkStart w:id="1" w:name="_Hlk168649837"/>
+      <w:bookmarkStart w:id="2" w:name="_Hlk168649578"/>
+      <w:bookmarkStart w:id="3" w:name="_Hlk168513092"/>
+      <w:r>
+        <w:rPr>
+          <w:rFonts w:ascii="Arial" w:eastAsia="Batang" w:hAnsi="Arial" w:cs="Arial"/>
+          <w:b/>
+        </w:rPr>
+        <w:t xml:space="preserve">, </w:t>
+      </w:r>
+      <w:bookmarkEnd w:id="0"/>
+      <w:bookmarkEnd w:id="1"/>
+      <w:bookmarkEnd w:id="2"/>
+      <w:bookmarkEnd w:id="3"/>
+      <w:r>
+        <w:rPr>
+          <w:rFonts w:ascii="Arial" w:eastAsia="Batang" w:hAnsi="Arial" w:cs="Arial"/>
+        </w:rPr>
+        <w:t>de</w:t>
+      </w:r>
+      <w:r>
+        <w:rPr>
+          <w:rFonts w:ascii="Arial" w:eastAsia="Batang" w:hAnsi="Arial" w:cs="Arial"/>
+        </w:rPr>
+        <w:t xml:space="preserve"> </w:t>
+      </w:r>
+      <w:r>
+        <w:rPr>
+          <w:rFonts w:ascii="Arial" w:eastAsia="Batang" w:hAnsi="Arial" w:cs="Arial"/>
+        </w:rPr>
+        <w:t>veintiún</w:t>
+      </w:r>
+      <w:r>
+        <w:rPr>
+          <w:rFonts w:ascii="Arial" w:eastAsia="Batang" w:hAnsi="Arial" w:cs="Arial"/>
+        </w:rPr>
+        <w:t xml:space="preserve"> (2</w:t>
+      </w:r>
+      <w:r>
+        <w:rPr>
+          <w:rFonts w:ascii="Arial" w:eastAsia="Batang" w:hAnsi="Arial" w:cs="Arial"/>
+        </w:rPr>
+        <w:t>1</w:t>
+      </w:r>
+      <w:r>
+        <w:rPr>
+          <w:rFonts w:ascii="Arial" w:eastAsia="Batang" w:hAnsi="Arial" w:cs="Arial"/>
+        </w:rPr>
+        <w:t>)</w:t>
+      </w:r>
+      <w:r>
+        <w:rPr>
+          <w:rFonts w:ascii="Arial" w:eastAsia="Batang" w:hAnsi="Arial" w:cs="Arial"/>
+        </w:rPr>
+        <w:t xml:space="preserve"> años de edad,</w:t>
+      </w:r>
+      <w:r>
+        <w:rPr>
+          <w:rFonts w:ascii="Arial" w:eastAsia="Batang" w:hAnsi="Arial" w:cs="Arial"/>
+        </w:rPr>
+        <w:t xml:space="preserve"> </w:t>
+      </w:r>
+      <w:r>
+        <w:rPr>
+          <w:rFonts w:ascii="Arial" w:eastAsia="Batang" w:hAnsi="Arial" w:cs="Arial"/>
+        </w:rPr>
+        <w:t>soltero</w:t>
+      </w:r>
+      <w:r>
+        <w:rPr>
+          <w:rFonts w:ascii="Arial" w:eastAsia="Batang" w:hAnsi="Arial" w:cs="Arial"/>
+        </w:rPr>
+        <w:t>, guatemalteco,</w:t>
+      </w:r>
+      <w:r>
+        <w:rPr>
+          <w:rFonts w:ascii="Arial" w:eastAsia="Batang" w:hAnsi="Arial" w:cs="Arial"/>
+        </w:rPr>
+        <w:t xml:space="preserve"> Bachiller en Ciencias y Letras</w:t>
+      </w:r>
+      <w:r>
+        <w:rPr>
+          <w:rFonts w:ascii="Arial" w:eastAsia="Batang" w:hAnsi="Arial" w:cs="Arial"/>
+        </w:rPr>
+        <w:t xml:space="preserve"> con Orientación en Computación</w:t>
+      </w:r>
+      <w:r>
+        <w:rPr>
+          <w:rFonts w:ascii="Arial" w:eastAsia="Batang" w:hAnsi="Arial" w:cs="Arial"/>
+        </w:rPr>
+        <w:t xml:space="preserve">, con domicilio en el departamento de Guatemala, quien se identifica con el Documento Personal de Identificación con el Código Único de Identificación </w:t>
+      </w:r>
+      <w:r>
+        <w:rPr>
+          <w:rFonts w:ascii="Arial" w:eastAsia="Batang" w:hAnsi="Arial" w:cs="Arial"/>
+        </w:rPr>
+        <w:t>número</w:t>
+      </w:r>
+      <w:r>
+        <w:rPr>
+          <w:rFonts w:ascii="Arial" w:eastAsia="Batang" w:hAnsi="Arial" w:cs="Arial"/>
+        </w:rPr>
+        <w:t xml:space="preserve"> </w:t>
+      </w:r>
+      <w:r>
+        <w:rPr>
+          <w:rFonts w:ascii="Arial" w:eastAsia="Batang" w:hAnsi="Arial" w:cs="Arial"/>
+        </w:rPr>
+        <w:t>dos mil ocho espacio veintidós mil ochocientos veintinueve espacio cero ciento uno (2008 22829 0101)</w:t>
+      </w:r>
+      <w:r>
+        <w:rPr>
+          <w:rFonts w:ascii="Arial" w:eastAsia="Batang" w:hAnsi="Arial" w:cs="Arial"/>
+        </w:rPr>
+        <w:t xml:space="preserve">, </w:t>
+      </w:r>
+      <w:r>
+        <w:rPr>
+          <w:rFonts w:ascii="Arial" w:hAnsi="Arial" w:cs="Arial"/>
+        </w:rPr>
+        <w:t>extendido</w:t>
+      </w:r>
+      <w:r>
+        <w:rPr>
+          <w:rFonts w:ascii="Arial" w:hAnsi="Arial" w:cs="Arial"/>
+        </w:rPr>
+        <w:t xml:space="preserve"> por el Re</w:t>
+      </w:r>
+      <w:r>
+        <w:rPr>
+          <w:rFonts w:ascii="Arial" w:hAnsi="Arial" w:cs="Arial"/>
+        </w:rPr>
+        <w:t>gistro Nacional de las Persona</w:t>
+      </w:r>
+      <w:r>
+        <w:rPr>
+          <w:rFonts w:ascii="Arial" w:hAnsi="Arial" w:cs="Arial"/>
+        </w:rPr>
+        <w:t>s</w:t>
+      </w:r>
+      <w:r>
+        <w:rPr>
+          <w:rFonts w:ascii="Arial" w:hAnsi="Arial" w:cs="Arial"/>
+        </w:rPr>
+        <w:t xml:space="preserve"> </w:t>
+      </w:r>
+      <w:r>
+        <w:rPr>
+          <w:rFonts w:ascii="Arial" w:hAnsi="Arial" w:cs="Arial"/>
+        </w:rPr>
+        <w:t>–RENAP-, quien me asegura ser de los datos de identificación personal que ha</w:t>
+      </w:r>
+      <w:r>
+        <w:rPr>
+          <w:rFonts w:ascii="Arial" w:hAnsi="Arial" w:cs="Arial"/>
+        </w:rPr>
+        <w:t>n</w:t>
+      </w:r>
+      <w:r>
+        <w:rPr>
+          <w:rFonts w:ascii="Arial" w:hAnsi="Arial" w:cs="Arial"/>
+        </w:rPr>
+        <w:t xml:space="preserve"> quedado consignados y hallarse en libre ejercicio de sus derechos civiles, me manifiesta el requirente que solicita mis servicios profesionales a efecto de hacer constar en acta notarial su </w:t>
+      </w:r>
+      <w:r>
+        <w:rPr>
+          <w:rFonts w:ascii="Arial" w:hAnsi="Arial" w:cs="Arial"/>
+          <w:b/>
+        </w:rPr>
+        <w:t>DECLARACION JURADA</w:t>
+      </w:r>
+      <w:r>
+        <w:rPr>
+          <w:rFonts w:ascii="Arial" w:hAnsi="Arial" w:cs="Arial"/>
+        </w:rPr>
+        <w:t xml:space="preserve">, de los hechos y circunstancias que se indican más adelante, y para tal efecto se procede de la manera siguiente: </w:t>
+      </w:r>
+      <w:r>
+        <w:rPr>
+          <w:rFonts w:ascii="Arial" w:hAnsi="Arial" w:cs="Arial"/>
+          <w:b/>
+          <w:u w:val="single"/>
+        </w:rPr>
+        <w:t>PRIMERO:</w:t>
+      </w:r>
+      <w:r>
+        <w:rPr>
+          <w:rFonts w:ascii="Arial" w:hAnsi="Arial" w:cs="Arial"/>
+        </w:rPr>
+        <w:t xml:space="preserve"> El señor</w:t>
+      </w:r>
+      <w:r>
+        <w:rPr>
+          <w:rFonts w:ascii="Arial" w:eastAsia="Batang" w:hAnsi="Arial" w:cs="Arial"/>
+          <w:b/>
+          <w:bCs/>
+        </w:rPr>
+        <w:t xml:space="preserve"> Abner Aníbal </w:t>
+      </w:r>
+      <w:proofErr w:type="spellStart"/>
+      <w:r>
+        <w:rPr>
+          <w:rFonts w:ascii="Arial" w:eastAsia="Batang" w:hAnsi="Arial" w:cs="Arial"/>
+          <w:b/>
+          <w:bCs/>
+        </w:rPr>
+        <w:t>Ajpop</w:t>
+      </w:r>
+      <w:proofErr w:type="spellEnd"/>
+      <w:r>
+        <w:rPr>
+          <w:rFonts w:ascii="Arial" w:eastAsia="Batang" w:hAnsi="Arial" w:cs="Arial"/>
+          <w:b/>
+          <w:bCs/>
+        </w:rPr>
+        <w:t xml:space="preserve"> González</w:t>
+      </w:r>
+      <w:r>
+        <w:rPr>
+          <w:rFonts w:ascii="Arial" w:eastAsia="Batang" w:hAnsi="Arial" w:cs="Arial"/>
+          <w:b/>
+        </w:rPr>
+        <w:t>,</w:t>
+      </w:r>
+      <w:r>
+        <w:rPr>
+          <w:rFonts w:ascii="Arial" w:eastAsia="Batang" w:hAnsi="Arial" w:cs="Arial"/>
+          <w:b/>
+        </w:rPr>
+        <w:t xml:space="preserve"> </w:t>
+      </w:r>
+      <w:r>
+        <w:rPr>
+          <w:rFonts w:ascii="Arial" w:hAnsi="Arial" w:cs="Arial"/>
+        </w:rPr>
+        <w:t xml:space="preserve">denominado en lo sucesivo indistintamente como el requirente, es advertido por el infrascrito Notario de las penas relativas al delito de perjurio y en consecuencia promete conducirse con la verdad. </w:t>
+      </w:r>
+      <w:r>
+        <w:rPr>
+          <w:rFonts w:ascii="Arial" w:hAnsi="Arial" w:cs="Arial"/>
+          <w:b/>
+          <w:u w:val="single"/>
+        </w:rPr>
+        <w:t>SEGUNDO:</w:t>
+      </w:r>
+      <w:r>
+        <w:rPr>
+          <w:rFonts w:ascii="Arial" w:hAnsi="Arial" w:cs="Arial"/>
+        </w:rPr>
+        <w:t xml:space="preserve"> Manifiesta el requirente, que está enterado de la sanción a imponer por la comisión del ilícito penal descrito en el punto Primero de este </w:t>
+      </w:r>
+      <w:r>
+        <w:rPr>
+          <w:rFonts w:ascii="Arial" w:hAnsi="Arial" w:cs="Arial"/>
+        </w:rPr>
+        <w:t xml:space="preserve">instrumento y que por este acto </w:t>
+      </w:r>
+      <w:r>
+        <w:rPr>
+          <w:rFonts w:ascii="Arial" w:hAnsi="Arial" w:cs="Arial"/>
+          <w:b/>
+        </w:rPr>
+        <w:t>BAJO JURAMENTO DECLARA: a)</w:t>
+      </w:r>
+      <w:r>
+        <w:rPr>
+          <w:rFonts w:ascii="Arial" w:hAnsi="Arial" w:cs="Arial"/>
+        </w:rPr>
+        <w:t xml:space="preserve"> que no es deudor moroso</w:t>
+      </w:r>
+      <w:r>
+        <w:rPr>
+          <w:rFonts w:ascii="Arial" w:hAnsi="Arial" w:cs="Arial"/>
+        </w:rPr>
+        <w:t xml:space="preserve"> del Estado ni de las entidades a que se refiere el Artículo uno (1), de la ley de Contrataciones del Estado, Decreto número cincuenta y siete guion noventa y</w:t>
+      </w:r>
+      <w:r>
+        <w:rPr>
+          <w:rFonts w:ascii="Arial" w:hAnsi="Arial" w:cs="Arial"/>
+        </w:rPr>
+        <w:t xml:space="preserve"> dos (57-92), reformado por el D</w:t>
+      </w:r>
+      <w:r>
+        <w:rPr>
+          <w:rFonts w:ascii="Arial" w:hAnsi="Arial" w:cs="Arial"/>
+        </w:rPr>
+        <w:t>ecreto número nueve guion dos mil quince (9-2015</w:t>
+      </w:r>
+      <w:r>
+        <w:rPr>
+          <w:rFonts w:ascii="Arial" w:hAnsi="Arial" w:cs="Arial"/>
+        </w:rPr>
+        <w:t>)</w:t>
+      </w:r>
+      <w:r>
+        <w:rPr>
+          <w:rFonts w:ascii="Arial" w:hAnsi="Arial" w:cs="Arial"/>
+        </w:rPr>
+        <w:t xml:space="preserve">, del Congreso de la República de Guatemala y de conformidad con lo </w:t>
+      </w:r>
+      <w:r>
+        <w:rPr>
+          <w:rFonts w:ascii="Arial" w:hAnsi="Arial" w:cs="Arial"/>
+        </w:rPr>
+        <w:t>establecido en</w:t>
+      </w:r>
+      <w:r>
+        <w:rPr>
+          <w:rFonts w:ascii="Arial" w:hAnsi="Arial" w:cs="Arial"/>
+        </w:rPr>
+        <w:t xml:space="preserve"> el Artículo </w:t>
+      </w:r>
+      <w:r>
+        <w:rPr>
+          <w:rFonts w:ascii="Arial" w:hAnsi="Arial" w:cs="Arial"/>
+        </w:rPr>
+        <w:t>veintiséis</w:t>
+      </w:r>
+      <w:r>
+        <w:rPr>
+          <w:rFonts w:ascii="Arial" w:hAnsi="Arial" w:cs="Arial"/>
+        </w:rPr>
+        <w:t xml:space="preserve"> (26), de la Ley de Contrataciones del Estado, Decreto número cincuenta y siete guion noventa y dos (57-92), </w:t>
+      </w:r>
+      <w:r>
+        <w:rPr>
+          <w:rFonts w:ascii="Arial" w:hAnsi="Arial" w:cs="Arial"/>
+        </w:rPr>
+        <w:lastRenderedPageBreak/>
+        <w:t xml:space="preserve">del Congreso de la República de Guatemala y </w:t>
+      </w:r>
+      <w:r>
+        <w:rPr>
+          <w:rFonts w:ascii="Arial" w:hAnsi="Arial" w:cs="Arial"/>
+          <w:b/>
+        </w:rPr>
+        <w:t>b)</w:t>
+      </w:r>
+      <w:r>
+        <w:rPr>
+          <w:rFonts w:ascii="Arial" w:hAnsi="Arial" w:cs="Arial"/>
+        </w:rPr>
+        <w:t xml:space="preserve"> que no se encuentra incluido dentro de las prohibiciones establecidas en el</w:t>
+      </w:r>
+      <w:r>
+        <w:rPr>
+          <w:rFonts w:ascii="Arial" w:hAnsi="Arial" w:cs="Arial"/>
+        </w:rPr>
+        <w:t xml:space="preserve"> </w:t>
+      </w:r>
+      <w:r>
+        <w:rPr>
+          <w:rFonts w:ascii="Arial" w:hAnsi="Arial" w:cs="Arial"/>
+        </w:rPr>
+        <w:t>A</w:t>
+      </w:r>
+      <w:r>
+        <w:rPr>
+          <w:rFonts w:ascii="Arial" w:hAnsi="Arial" w:cs="Arial"/>
+        </w:rPr>
+        <w:t>rtí</w:t>
+      </w:r>
+      <w:r>
+        <w:rPr>
+          <w:rFonts w:ascii="Arial" w:hAnsi="Arial" w:cs="Arial"/>
+        </w:rPr>
+        <w:t xml:space="preserve">culo ochenta (80), de la Ley de Contrataciones </w:t>
+      </w:r>
+      <w:r>
+        <w:rPr>
+          <w:rFonts w:ascii="Arial" w:hAnsi="Arial" w:cs="Arial"/>
+        </w:rPr>
+        <w:t>del Estado, D</w:t>
+      </w:r>
+      <w:r>
+        <w:rPr>
+          <w:rFonts w:ascii="Arial" w:hAnsi="Arial" w:cs="Arial"/>
+        </w:rPr>
+        <w:t xml:space="preserve">ecreto cincuenta y siete </w:t>
+      </w:r>
+      <w:r>
+        <w:rPr>
+          <w:rFonts w:ascii="Arial" w:hAnsi="Arial" w:cs="Arial"/>
+        </w:rPr>
+        <w:t>guion</w:t>
+      </w:r>
+      <w:r>
+        <w:rPr>
+          <w:rFonts w:ascii="Arial" w:hAnsi="Arial" w:cs="Arial"/>
+        </w:rPr>
+        <w:t xml:space="preserve"> noventa y dos (57-92), reformado por el Decreto número nueve </w:t>
+      </w:r>
+      <w:r>
+        <w:rPr>
+          <w:rFonts w:ascii="Arial" w:hAnsi="Arial" w:cs="Arial"/>
+        </w:rPr>
+        <w:t xml:space="preserve">guion </w:t>
+      </w:r>
+      <w:r>
+        <w:rPr>
+          <w:rFonts w:ascii="Arial" w:hAnsi="Arial" w:cs="Arial"/>
+        </w:rPr>
+        <w:t>dos mil quince (9-2015), del Congreso de la República de Guatemala</w:t>
+      </w:r>
+      <w:r>
+        <w:rPr>
+          <w:rFonts w:ascii="Arial" w:hAnsi="Arial" w:cs="Arial"/>
+        </w:rPr>
+        <w:t xml:space="preserve">. </w:t>
+      </w:r>
+      <w:r>
+        <w:rPr>
+          <w:rFonts w:ascii="Arial" w:hAnsi="Arial" w:cs="Arial"/>
+          <w:b/>
+          <w:u w:val="single"/>
+        </w:rPr>
+        <w:t>TERCERO</w:t>
+      </w:r>
+      <w:r>
+        <w:rPr>
+          <w:rFonts w:ascii="Arial" w:hAnsi="Arial" w:cs="Arial"/>
+          <w:b/>
+          <w:u w:val="single"/>
+        </w:rPr>
+        <w:t>:</w:t>
+      </w:r>
+      <w:r>
+        <w:rPr>
+          <w:rFonts w:ascii="Arial" w:hAnsi="Arial" w:cs="Arial"/>
+        </w:rPr>
+        <w:t xml:space="preserve"> No </w:t>
+      </w:r>
+      <w:r>
+        <w:rPr>
+          <w:rFonts w:ascii="Arial" w:hAnsi="Arial" w:cs="Arial"/>
+        </w:rPr>
+        <w:t>habiendo</w:t>
+      </w:r>
+      <w:r>
+        <w:rPr>
+          <w:rFonts w:ascii="Arial" w:hAnsi="Arial" w:cs="Arial"/>
+        </w:rPr>
+        <w:t xml:space="preserve"> </w:t>
+      </w:r>
+      <w:r>
+        <w:rPr>
+          <w:rFonts w:ascii="Arial" w:hAnsi="Arial" w:cs="Arial"/>
+        </w:rPr>
+        <w:t>más que hacer</w:t>
+      </w:r>
+      <w:r>
+        <w:rPr>
+          <w:rFonts w:ascii="Arial" w:hAnsi="Arial" w:cs="Arial"/>
+        </w:rPr>
+        <w:t xml:space="preserve"> constar, se finaliza la presenta acta notarial a los veinte minutos después de su inicio, en el mismo lugar y fecha, constando la misma en esta única hoja de papel bond, impresa en su anverso y reverso, a la que se le adhieren los timbres que establecen las leyes de la materia. </w:t>
+      </w:r>
+      <w:r>
+        <w:rPr>
+          <w:rFonts w:ascii="Arial" w:hAnsi="Arial" w:cs="Arial"/>
+        </w:rPr>
+        <w:t>Leo</w:t>
+      </w:r>
+      <w:r>
+        <w:rPr>
+          <w:rFonts w:ascii="Arial" w:hAnsi="Arial" w:cs="Arial"/>
+        </w:rPr>
+        <w:t xml:space="preserve"> lo escrito al requirente </w:t>
+      </w:r>
+      <w:proofErr w:type="gramStart"/>
+      <w:r>
+        <w:rPr>
+          <w:rFonts w:ascii="Arial" w:hAnsi="Arial" w:cs="Arial"/>
+        </w:rPr>
+        <w:t>quien</w:t>
+      </w:r>
+      <w:proofErr w:type="gramEnd"/>
+      <w:r>
+        <w:rPr>
+          <w:rFonts w:ascii="Arial" w:hAnsi="Arial" w:cs="Arial"/>
+        </w:rPr>
+        <w:t xml:space="preserve"> enterado de su contenido, objeto</w:t>
+      </w:r>
+      <w:r>
+        <w:rPr>
+          <w:rFonts w:ascii="Arial" w:hAnsi="Arial" w:cs="Arial"/>
+        </w:rPr>
+        <w:t>,</w:t>
+      </w:r>
+      <w:r>
+        <w:rPr>
+          <w:rFonts w:ascii="Arial" w:hAnsi="Arial" w:cs="Arial"/>
+        </w:rPr>
+        <w:t xml:space="preserve"> validez y demás efectos legales, lo ratifica, acepta y firma, haciéndolo a continuación el Notario que de lo actuado </w:t>
+      </w:r>
+      <w:r>
+        <w:rPr>
+          <w:rFonts w:ascii="Arial" w:hAnsi="Arial" w:cs="Arial"/>
+          <w:b/>
+        </w:rPr>
+        <w:t>DA FE.</w:t>
+      </w:r>
+    </w:p>
+    <w:p>
+      <w:pPr>
+        <w:spacing w:line="480" w:lineRule="auto"/>
+        <w:ind w:right="-142"/>
+        <w:jc w:val="both"/>
+        <w:rPr>
+          <w:rFonts w:ascii="Arial" w:hAnsi="Arial" w:cs="Arial"/>
+          <w:b/>
         </w:rPr>
       </w:pPr>
     </w:p>
@@ -38,752 +750,27 @@
         <w:ind w:right="-142"/>
         <w:jc w:val="both"/>
         <w:rPr>
-          <w:rFonts w:ascii="Arial" w:eastAsia="Batang" w:hAnsi="Arial" w:cs="Arial"/>
+          <w:rFonts w:ascii="Arial" w:hAnsi="Arial" w:cs="Arial"/>
           <w:b/>
         </w:rPr>
       </w:pPr>
-      <w:r>
-        <w:rPr>
-          <w:rFonts w:ascii="Arial" w:hAnsi="Arial" w:cs="Arial"/>
-        </w:rPr>
-        <w:t>En la ciudad de Guatemala, siendo las</w:t>
-      </w:r>
-      <w:r>
-        <w:rPr>
-          <w:rFonts w:ascii="Arial" w:hAnsi="Arial" w:cs="Arial"/>
-        </w:rPr>
-        <w:t xml:space="preserve"> </w:t>
-      </w:r>
-      <w:r>
-        <w:rPr>
-          <w:rFonts w:ascii="Arial" w:hAnsi="Arial" w:cs="Arial"/>
-        </w:rPr>
-        <w:t>ocho</w:t>
-      </w:r>
-      <w:r>
-        <w:rPr>
-          <w:rFonts w:ascii="Arial" w:hAnsi="Arial" w:cs="Arial"/>
-        </w:rPr>
-        <w:t xml:space="preserve"> </w:t>
-      </w:r>
-      <w:r>
-        <w:rPr>
-          <w:rFonts w:ascii="Arial" w:hAnsi="Arial" w:cs="Arial"/>
-        </w:rPr>
-        <w:t xml:space="preserve">horas con </w:t>
-      </w:r>
-      <w:r>
-        <w:rPr>
-          <w:rFonts w:ascii="Arial" w:hAnsi="Arial" w:cs="Arial"/>
-        </w:rPr>
-        <w:t>treinta y cinco</w:t>
-      </w:r>
-      <w:r>
-        <w:rPr>
-          <w:rFonts w:ascii="Arial" w:hAnsi="Arial" w:cs="Arial"/>
-        </w:rPr>
-        <w:t xml:space="preserve"> minutos, del día</w:t>
-      </w:r>
-      <w:r>
-        <w:rPr>
-          <w:rFonts w:ascii="Arial" w:hAnsi="Arial" w:cs="Arial"/>
-        </w:rPr>
-        <w:t xml:space="preserve"> </w:t>
-      </w:r>
-      <w:r>
-        <w:rPr>
-          <w:rFonts w:ascii="Arial" w:hAnsi="Arial" w:cs="Arial"/>
-        </w:rPr>
-        <w:t>veintiocho (28)</w:t>
-      </w:r>
-      <w:r>
-        <w:rPr>
-          <w:rFonts w:ascii="Arial" w:hAnsi="Arial" w:cs="Arial"/>
-        </w:rPr>
-        <w:t>, de</w:t>
-      </w:r>
-      <w:r>
-        <w:rPr>
-          <w:rFonts w:ascii="Arial" w:hAnsi="Arial" w:cs="Arial"/>
-        </w:rPr>
-        <w:t xml:space="preserve"> </w:t>
-      </w:r>
-      <w:r>
-        <w:rPr>
-          <w:rFonts w:ascii="Arial" w:hAnsi="Arial" w:cs="Arial"/>
-        </w:rPr>
-        <w:t>noviembre</w:t>
-      </w:r>
-      <w:r>
-        <w:rPr>
-          <w:rFonts w:ascii="Arial" w:hAnsi="Arial" w:cs="Arial"/>
-        </w:rPr>
-        <w:t xml:space="preserve"> </w:t>
-      </w:r>
-      <w:r>
-        <w:rPr>
-          <w:rFonts w:ascii="Arial" w:hAnsi="Arial" w:cs="Arial"/>
-        </w:rPr>
-        <w:t xml:space="preserve">del dos mil </w:t>
-      </w:r>
-      <w:r>
-        <w:rPr>
-          <w:rFonts w:ascii="Arial" w:hAnsi="Arial" w:cs="Arial"/>
-        </w:rPr>
-        <w:t>veinti</w:t>
-      </w:r>
-      <w:r>
-        <w:rPr>
-          <w:rFonts w:ascii="Arial" w:hAnsi="Arial" w:cs="Arial"/>
-        </w:rPr>
-        <w:t>c</w:t>
-      </w:r>
-      <w:r>
-        <w:rPr>
-          <w:rFonts w:ascii="Arial" w:hAnsi="Arial" w:cs="Arial"/>
-        </w:rPr>
-        <w:t>inco</w:t>
-      </w:r>
-      <w:r>
-        <w:rPr>
-          <w:rFonts w:ascii="Arial" w:hAnsi="Arial" w:cs="Arial"/>
-        </w:rPr>
-        <w:t xml:space="preserve"> (20</w:t>
-      </w:r>
-      <w:r>
-        <w:rPr>
-          <w:rFonts w:ascii="Arial" w:hAnsi="Arial" w:cs="Arial"/>
-        </w:rPr>
-        <w:t>2</w:t>
-      </w:r>
-      <w:r>
-        <w:rPr>
-          <w:rFonts w:ascii="Arial" w:hAnsi="Arial" w:cs="Arial"/>
-        </w:rPr>
-        <w:t>5</w:t>
-      </w:r>
-      <w:r>
-        <w:rPr>
-          <w:rFonts w:ascii="Arial" w:hAnsi="Arial" w:cs="Arial"/>
-        </w:rPr>
-        <w:t>),</w:t>
-      </w:r>
-      <w:r>
-        <w:rPr>
-          <w:rFonts w:ascii="Arial" w:eastAsia="Batang" w:hAnsi="Arial" w:cs="Arial"/>
-          <w:b/>
-          <w:lang w:val="es-MX"/>
-        </w:rPr>
-        <w:t xml:space="preserve"> YO,</w:t>
-      </w:r>
-      <w:r>
-        <w:rPr>
-          <w:rFonts w:ascii="Arial" w:hAnsi="Arial" w:cs="Arial"/>
-          <w:b/>
-        </w:rPr>
-        <w:t xml:space="preserve"> Néstor Antolín Najarro López</w:t>
-      </w:r>
-      <w:r>
-        <w:rPr>
-          <w:rFonts w:ascii="Arial" w:hAnsi="Arial" w:cs="Arial"/>
-        </w:rPr>
-        <w:t xml:space="preserve">,  </w:t>
-      </w:r>
-      <w:r>
-        <w:rPr>
-          <w:rFonts w:ascii="Arial" w:hAnsi="Arial" w:cs="Arial"/>
-          <w:b/>
-        </w:rPr>
-        <w:t>Notario</w:t>
-      </w:r>
-      <w:r>
-        <w:rPr>
-          <w:rFonts w:ascii="Arial" w:hAnsi="Arial" w:cs="Arial"/>
-        </w:rPr>
-        <w:t>, constituido en mi oficina profesional ubicada en la Manzana siete (7), lote catorce (14), san Rafael buena vista zona dieciocho (18)</w:t>
-      </w:r>
-      <w:r>
-        <w:rPr>
-          <w:rFonts w:ascii="Arial" w:eastAsia="Batang" w:hAnsi="Arial" w:cs="Arial"/>
-        </w:rPr>
-        <w:t>, del municipio de Guatemala, departamento de Guatemala,</w:t>
-      </w:r>
-      <w:r>
-        <w:rPr>
-          <w:rFonts w:ascii="Arial" w:eastAsia="Batang" w:hAnsi="Arial" w:cs="Arial"/>
-        </w:rPr>
-        <w:t xml:space="preserve"> soy requerido por </w:t>
-      </w:r>
-      <w:r>
-        <w:rPr>
-          <w:rFonts w:ascii="Arial" w:eastAsia="Batang" w:hAnsi="Arial" w:cs="Arial"/>
-        </w:rPr>
-        <w:t>la señora</w:t>
-      </w:r>
-      <w:r>
-        <w:rPr>
-          <w:rFonts w:ascii="Arial" w:eastAsia="Batang" w:hAnsi="Arial" w:cs="Arial"/>
-        </w:rPr>
-        <w:t xml:space="preserve"> </w:t>
-      </w:r>
-      <w:r>
-        <w:rPr>
-          <w:rFonts w:ascii="Arial" w:eastAsia="Batang" w:hAnsi="Arial" w:cs="Arial"/>
-          <w:b/>
+    </w:p>
+    <w:p>
+      <w:pPr>
+        <w:spacing w:line="480" w:lineRule="auto"/>
+        <w:ind w:left="708" w:right="-142" w:hanging="708"/>
+        <w:jc w:val="both"/>
+        <w:rPr>
+          <w:rFonts w:ascii="Arial" w:hAnsi="Arial" w:cs="Arial"/>
           <w:bCs/>
         </w:rPr>
-        <w:t xml:space="preserve">Ana Emilia Solares López de </w:t>
-      </w:r>
-      <w:proofErr w:type="spellStart"/>
-      <w:r>
-        <w:rPr>
-          <w:rFonts w:ascii="Arial" w:eastAsia="Batang" w:hAnsi="Arial" w:cs="Arial"/>
-          <w:b/>
-          <w:bCs/>
-        </w:rPr>
-        <w:t>Alvarez</w:t>
-      </w:r>
-      <w:proofErr w:type="spellEnd"/>
-      <w:r>
-        <w:rPr>
-          <w:rFonts w:ascii="Arial" w:eastAsia="Batang" w:hAnsi="Arial" w:cs="Arial"/>
-          <w:b/>
-        </w:rPr>
-        <w:t>,</w:t>
-      </w:r>
-      <w:r>
-        <w:rPr>
-          <w:rFonts w:ascii="Arial" w:eastAsia="Batang" w:hAnsi="Arial" w:cs="Arial"/>
-          <w:b/>
-        </w:rPr>
-        <w:t xml:space="preserve"> </w:t>
-      </w:r>
-      <w:r>
-        <w:rPr>
-          <w:rFonts w:ascii="Arial" w:eastAsia="Batang" w:hAnsi="Arial" w:cs="Arial"/>
-        </w:rPr>
-        <w:t>de</w:t>
-      </w:r>
-      <w:r>
-        <w:rPr>
-          <w:rFonts w:ascii="Arial" w:eastAsia="Batang" w:hAnsi="Arial" w:cs="Arial"/>
-        </w:rPr>
-        <w:t xml:space="preserve"> cuarenta y tres (43)</w:t>
-      </w:r>
-      <w:r>
-        <w:rPr>
-          <w:rFonts w:ascii="Arial" w:eastAsia="Batang" w:hAnsi="Arial" w:cs="Arial"/>
-        </w:rPr>
-        <w:t xml:space="preserve"> años de edad,</w:t>
-      </w:r>
-      <w:r>
-        <w:rPr>
-          <w:rFonts w:ascii="Arial" w:eastAsia="Batang" w:hAnsi="Arial" w:cs="Arial"/>
-        </w:rPr>
-        <w:t xml:space="preserve"> casada</w:t>
-      </w:r>
-      <w:r>
-        <w:rPr>
-          <w:rFonts w:ascii="Arial" w:eastAsia="Batang" w:hAnsi="Arial" w:cs="Arial"/>
-        </w:rPr>
-        <w:t>, guatemalteca</w:t>
-      </w:r>
-      <w:r>
-        <w:rPr>
-          <w:rFonts w:ascii="Arial" w:eastAsia="Batang" w:hAnsi="Arial" w:cs="Arial"/>
-        </w:rPr>
-        <w:t>,</w:t>
-      </w:r>
-      <w:r>
-        <w:rPr>
-          <w:rFonts w:ascii="Arial" w:eastAsia="Batang" w:hAnsi="Arial" w:cs="Arial"/>
-        </w:rPr>
-        <w:t xml:space="preserve"> Auxiliar de Enfermería</w:t>
-      </w:r>
-      <w:r>
-        <w:rPr>
-          <w:rFonts w:ascii="Arial" w:eastAsia="Batang" w:hAnsi="Arial" w:cs="Arial"/>
-        </w:rPr>
-        <w:t>,</w:t>
-      </w:r>
-      <w:r>
-        <w:rPr>
-          <w:rFonts w:ascii="Arial" w:eastAsia="Batang" w:hAnsi="Arial" w:cs="Arial"/>
-        </w:rPr>
-        <w:t xml:space="preserve"> con domicilio en el departamento de</w:t>
-      </w:r>
-      <w:r>
-        <w:rPr>
-          <w:rFonts w:ascii="Arial" w:eastAsia="Batang" w:hAnsi="Arial" w:cs="Arial"/>
-        </w:rPr>
-        <w:t xml:space="preserve"> </w:t>
-      </w:r>
-      <w:r>
-        <w:rPr>
-          <w:rFonts w:ascii="Arial" w:eastAsia="Batang" w:hAnsi="Arial" w:cs="Arial"/>
-        </w:rPr>
-        <w:t>Guatemala</w:t>
-      </w:r>
-      <w:r>
-        <w:rPr>
-          <w:rFonts w:ascii="Arial" w:eastAsia="Batang" w:hAnsi="Arial" w:cs="Arial"/>
-        </w:rPr>
-        <w:t xml:space="preserve">, quien se identifica con el Documento Personal de Identificación con el Código Único de Identificación </w:t>
-      </w:r>
-      <w:r>
-        <w:rPr>
-          <w:rFonts w:ascii="Arial" w:eastAsia="Batang" w:hAnsi="Arial" w:cs="Arial"/>
-        </w:rPr>
-        <w:t>número</w:t>
-      </w:r>
-      <w:r>
-        <w:rPr>
-          <w:rFonts w:ascii="Arial" w:eastAsia="Batang" w:hAnsi="Arial" w:cs="Arial"/>
-        </w:rPr>
-        <w:t xml:space="preserve"> </w:t>
-      </w:r>
-      <w:r>
-        <w:rPr>
-          <w:rFonts w:ascii="Arial" w:eastAsia="Batang" w:hAnsi="Arial" w:cs="Arial"/>
-        </w:rPr>
-        <w:t>un mil quinientos setenta y tres espacio sesenta y cuatro mil once espacio cero ciento uno (1573 64011 0101)</w:t>
-      </w:r>
-      <w:r>
-        <w:rPr>
-          <w:rFonts w:ascii="Arial" w:eastAsia="Batang" w:hAnsi="Arial" w:cs="Arial"/>
-        </w:rPr>
-        <w:t xml:space="preserve">, </w:t>
-      </w:r>
-      <w:r>
-        <w:rPr>
-          <w:rFonts w:ascii="Arial" w:hAnsi="Arial" w:cs="Arial"/>
-        </w:rPr>
-        <w:t>extendido</w:t>
-      </w:r>
-      <w:r>
-        <w:rPr>
-          <w:rFonts w:ascii="Arial" w:hAnsi="Arial" w:cs="Arial"/>
-        </w:rPr>
-        <w:t xml:space="preserve"> por el Registro Nacional de las Personas</w:t>
-      </w:r>
-      <w:r>
-        <w:rPr>
-          <w:rFonts w:ascii="Arial" w:hAnsi="Arial" w:cs="Arial"/>
-        </w:rPr>
-        <w:t xml:space="preserve"> </w:t>
-      </w:r>
-      <w:r>
-        <w:rPr>
-          <w:rFonts w:ascii="Arial" w:hAnsi="Arial" w:cs="Arial"/>
-        </w:rPr>
-        <w:t>–RENAP-, quien me asegura ser de los datos de identificación personal que ha</w:t>
-      </w:r>
-      <w:r>
-        <w:rPr>
-          <w:rFonts w:ascii="Arial" w:hAnsi="Arial" w:cs="Arial"/>
-        </w:rPr>
-        <w:t>n</w:t>
-      </w:r>
-      <w:r>
-        <w:rPr>
-          <w:rFonts w:ascii="Arial" w:hAnsi="Arial" w:cs="Arial"/>
-        </w:rPr>
-        <w:t xml:space="preserve"> quedado consignados y hallarse en libre ejercicio de sus de</w:t>
-      </w:r>
-      <w:r>
-        <w:rPr>
-          <w:rFonts w:ascii="Arial" w:hAnsi="Arial" w:cs="Arial"/>
-        </w:rPr>
-        <w:t>rechos civiles, me manifiesta la</w:t>
-      </w:r>
-      <w:r>
-        <w:rPr>
-          <w:rFonts w:ascii="Arial" w:hAnsi="Arial" w:cs="Arial"/>
-        </w:rPr>
-        <w:t xml:space="preserve"> requirente que solicita mis servicios profesionales a efecto de hacer constar en acta notarial su </w:t>
-      </w:r>
-      <w:r>
-        <w:rPr>
-          <w:rFonts w:ascii="Arial" w:hAnsi="Arial" w:cs="Arial"/>
-          <w:b/>
-        </w:rPr>
-        <w:t>DECLARACION JURADA</w:t>
-      </w:r>
-      <w:r>
-        <w:rPr>
-          <w:rFonts w:ascii="Arial" w:hAnsi="Arial" w:cs="Arial"/>
-        </w:rPr>
-        <w:t xml:space="preserve">, de los hechos y circunstancias que se indican más adelante, y para tal efecto se procede de la manera siguiente: </w:t>
-      </w:r>
-      <w:r>
-        <w:rPr>
-          <w:rFonts w:ascii="Arial" w:hAnsi="Arial" w:cs="Arial"/>
-          <w:b/>
-          <w:u w:val="single"/>
-        </w:rPr>
-        <w:t>PRIMERO:</w:t>
-      </w:r>
-      <w:r>
-        <w:rPr>
-          <w:rFonts w:ascii="Arial" w:hAnsi="Arial" w:cs="Arial"/>
-        </w:rPr>
-        <w:t xml:space="preserve"> </w:t>
-      </w:r>
-      <w:r>
-        <w:rPr>
-          <w:rFonts w:ascii="Arial" w:hAnsi="Arial" w:cs="Arial"/>
-        </w:rPr>
-        <w:t>La señor</w:t>
-      </w:r>
-      <w:r>
-        <w:rPr>
-          <w:rFonts w:ascii="Arial" w:hAnsi="Arial" w:cs="Arial"/>
-        </w:rPr>
-        <w:t>a</w:t>
-      </w:r>
-      <w:r>
-        <w:rPr>
-          <w:rFonts w:ascii="Arial" w:eastAsia="Batang" w:hAnsi="Arial" w:cs="Arial"/>
-          <w:b/>
-          <w:bCs/>
-        </w:rPr>
-        <w:t xml:space="preserve"> </w:t>
-      </w:r>
-      <w:r>
-        <w:rPr>
-          <w:rFonts w:ascii="Arial" w:eastAsia="Batang" w:hAnsi="Arial" w:cs="Arial"/>
-          <w:b/>
-          <w:bCs/>
-        </w:rPr>
-        <w:t xml:space="preserve">Ana Emilia Solares López de </w:t>
-      </w:r>
-      <w:proofErr w:type="spellStart"/>
-      <w:r>
-        <w:rPr>
-          <w:rFonts w:ascii="Arial" w:eastAsia="Batang" w:hAnsi="Arial" w:cs="Arial"/>
-          <w:b/>
-          <w:bCs/>
-        </w:rPr>
-        <w:t>Alvarez</w:t>
-      </w:r>
-      <w:proofErr w:type="spellEnd"/>
-      <w:r>
-        <w:rPr>
-          <w:rFonts w:ascii="Arial" w:eastAsia="Batang" w:hAnsi="Arial" w:cs="Arial"/>
-          <w:b/>
-        </w:rPr>
-        <w:t xml:space="preserve">, </w:t>
-      </w:r>
-      <w:r>
-        <w:rPr>
-          <w:rFonts w:ascii="Arial" w:eastAsia="Batang" w:hAnsi="Arial" w:cs="Arial"/>
-          <w:b/>
-        </w:rPr>
-        <w:t xml:space="preserve"> </w:t>
-      </w:r>
-      <w:r>
-        <w:rPr>
-          <w:rFonts w:ascii="Arial" w:hAnsi="Arial" w:cs="Arial"/>
-        </w:rPr>
-        <w:t>denominada</w:t>
-      </w:r>
-      <w:r>
-        <w:rPr>
-          <w:rFonts w:ascii="Arial" w:hAnsi="Arial" w:cs="Arial"/>
-        </w:rPr>
-        <w:t xml:space="preserve"> en lo </w:t>
-      </w:r>
-      <w:r>
-        <w:rPr>
-          <w:rFonts w:ascii="Arial" w:hAnsi="Arial" w:cs="Arial"/>
-        </w:rPr>
-        <w:t>sucesivo indistintamente como la requirente, es advertida</w:t>
-      </w:r>
-      <w:r>
-        <w:rPr>
-          <w:rFonts w:ascii="Arial" w:hAnsi="Arial" w:cs="Arial"/>
-        </w:rPr>
-        <w:t xml:space="preserve"> por el infrascrito Notario de las penas relativas al delito de perjurio y en consecuencia promete conducirse con la verdad. </w:t>
-      </w:r>
-      <w:r>
-        <w:rPr>
-          <w:rFonts w:ascii="Arial" w:hAnsi="Arial" w:cs="Arial"/>
-          <w:b/>
-          <w:u w:val="single"/>
-        </w:rPr>
-        <w:t>SEGUNDO:</w:t>
-      </w:r>
-      <w:r>
-        <w:rPr>
-          <w:rFonts w:ascii="Arial" w:hAnsi="Arial" w:cs="Arial"/>
-        </w:rPr>
-        <w:t xml:space="preserve"> Manifiesta la</w:t>
-      </w:r>
-      <w:r>
-        <w:rPr>
-          <w:rFonts w:ascii="Arial" w:hAnsi="Arial" w:cs="Arial"/>
-        </w:rPr>
-        <w:t xml:space="preserve"> requirente, que está ent</w:t>
-      </w:r>
-      <w:r>
-        <w:rPr>
-          <w:rFonts w:ascii="Arial" w:hAnsi="Arial" w:cs="Arial"/>
-        </w:rPr>
-        <w:t>erada</w:t>
-      </w:r>
-      <w:r>
-        <w:rPr>
-          <w:rFonts w:ascii="Arial" w:hAnsi="Arial" w:cs="Arial"/>
-        </w:rPr>
-        <w:t xml:space="preserve"> de la sanción a imponer por la comisión del ilícito penal descrito en el punto Primero de este instrumento y que por este acto </w:t>
-      </w:r>
-      <w:r>
-        <w:rPr>
-          <w:rFonts w:ascii="Arial" w:hAnsi="Arial" w:cs="Arial"/>
-          <w:b/>
-        </w:rPr>
-        <w:t>BAJO JURAMENTO DECLARA: a)</w:t>
-      </w:r>
-      <w:r>
-        <w:rPr>
-          <w:rFonts w:ascii="Arial" w:hAnsi="Arial" w:cs="Arial"/>
-        </w:rPr>
-        <w:t xml:space="preserve"> que no es deudor</w:t>
-      </w:r>
-      <w:r>
-        <w:rPr>
-          <w:rFonts w:ascii="Arial" w:hAnsi="Arial" w:cs="Arial"/>
-        </w:rPr>
-        <w:t>a morosa</w:t>
-      </w:r>
-      <w:r>
-        <w:rPr>
-          <w:rFonts w:ascii="Arial" w:hAnsi="Arial" w:cs="Arial"/>
-        </w:rPr>
-        <w:t xml:space="preserve"> del Estado ni de las entidades a que se refiere el Artículo uno (1), de la ley de Contrataciones del Estado, Decreto número cincuenta y siete guion noventa y</w:t>
-      </w:r>
-      <w:r>
-        <w:rPr>
-          <w:rFonts w:ascii="Arial" w:hAnsi="Arial" w:cs="Arial"/>
-        </w:rPr>
-        <w:t xml:space="preserve"> dos (57-92), reformado por el D</w:t>
-      </w:r>
-      <w:r>
-        <w:rPr>
-          <w:rFonts w:ascii="Arial" w:hAnsi="Arial" w:cs="Arial"/>
-        </w:rPr>
-        <w:t>ecreto número nueve guion dos mil quince (9-2015</w:t>
-      </w:r>
-      <w:r>
-        <w:rPr>
-          <w:rFonts w:ascii="Arial" w:hAnsi="Arial" w:cs="Arial"/>
-        </w:rPr>
-        <w:t>)</w:t>
-      </w:r>
-      <w:r>
-        <w:rPr>
-          <w:rFonts w:ascii="Arial" w:hAnsi="Arial" w:cs="Arial"/>
-        </w:rPr>
-        <w:t xml:space="preserve">, del Congreso de la República de Guatemala y de conformidad con lo </w:t>
-      </w:r>
-      <w:r>
-        <w:rPr>
-          <w:rFonts w:ascii="Arial" w:hAnsi="Arial" w:cs="Arial"/>
-        </w:rPr>
-        <w:t>establecido en</w:t>
-      </w:r>
-      <w:r>
-        <w:rPr>
-          <w:rFonts w:ascii="Arial" w:hAnsi="Arial" w:cs="Arial"/>
-        </w:rPr>
-        <w:t xml:space="preserve"> el Artículo </w:t>
-      </w:r>
-      <w:r>
-        <w:rPr>
-          <w:rFonts w:ascii="Arial" w:hAnsi="Arial" w:cs="Arial"/>
-        </w:rPr>
-        <w:t>veintiséis</w:t>
-      </w:r>
-      <w:r>
-        <w:rPr>
-          <w:rFonts w:ascii="Arial" w:hAnsi="Arial" w:cs="Arial"/>
-        </w:rPr>
-        <w:t xml:space="preserve"> (26), </w:t>
-      </w:r>
-      <w:r>
-        <w:rPr>
-          <w:rFonts w:ascii="Arial" w:hAnsi="Arial" w:cs="Arial"/>
-        </w:rPr>
-        <w:lastRenderedPageBreak/>
-        <w:t xml:space="preserve">de la Ley de Contrataciones del Estado, Decreto número cincuenta y siete guion noventa y dos (57-92), del Congreso de la República de Guatemala y </w:t>
-      </w:r>
-      <w:r>
-        <w:rPr>
-          <w:rFonts w:ascii="Arial" w:hAnsi="Arial" w:cs="Arial"/>
-          <w:b/>
-        </w:rPr>
-        <w:t>b)</w:t>
-      </w:r>
-      <w:r>
-        <w:rPr>
-          <w:rFonts w:ascii="Arial" w:hAnsi="Arial" w:cs="Arial"/>
-        </w:rPr>
-        <w:t xml:space="preserve"> que no se encuentra incluida </w:t>
-      </w:r>
-      <w:r>
-        <w:rPr>
-          <w:rFonts w:ascii="Arial" w:hAnsi="Arial" w:cs="Arial"/>
-        </w:rPr>
-        <w:t>dentro de las prohibiciones establecidas en el</w:t>
-      </w:r>
-      <w:r>
-        <w:rPr>
-          <w:rFonts w:ascii="Arial" w:hAnsi="Arial" w:cs="Arial"/>
-        </w:rPr>
-        <w:t xml:space="preserve"> </w:t>
-      </w:r>
-      <w:r>
-        <w:rPr>
-          <w:rFonts w:ascii="Arial" w:hAnsi="Arial" w:cs="Arial"/>
-        </w:rPr>
-        <w:t>A</w:t>
-      </w:r>
-      <w:r>
-        <w:rPr>
-          <w:rFonts w:ascii="Arial" w:hAnsi="Arial" w:cs="Arial"/>
-        </w:rPr>
-        <w:t>rtí</w:t>
-      </w:r>
-      <w:r>
-        <w:rPr>
-          <w:rFonts w:ascii="Arial" w:hAnsi="Arial" w:cs="Arial"/>
-        </w:rPr>
-        <w:t xml:space="preserve">culo ochenta (80), de la Ley de Contrataciones </w:t>
-      </w:r>
-      <w:r>
-        <w:rPr>
-          <w:rFonts w:ascii="Arial" w:hAnsi="Arial" w:cs="Arial"/>
-        </w:rPr>
-        <w:t>del Estado, D</w:t>
-      </w:r>
-      <w:r>
-        <w:rPr>
-          <w:rFonts w:ascii="Arial" w:hAnsi="Arial" w:cs="Arial"/>
-        </w:rPr>
-        <w:t xml:space="preserve">ecreto cincuenta y siete </w:t>
-      </w:r>
-      <w:r>
-        <w:rPr>
-          <w:rFonts w:ascii="Arial" w:hAnsi="Arial" w:cs="Arial"/>
-        </w:rPr>
-        <w:t>guion</w:t>
-      </w:r>
-      <w:r>
-        <w:rPr>
-          <w:rFonts w:ascii="Arial" w:hAnsi="Arial" w:cs="Arial"/>
-        </w:rPr>
-        <w:t xml:space="preserve"> noventa y dos (57-92), reformado por el Decreto número nueve </w:t>
-      </w:r>
-      <w:r>
-        <w:rPr>
-          <w:rFonts w:ascii="Arial" w:hAnsi="Arial" w:cs="Arial"/>
-        </w:rPr>
-        <w:t xml:space="preserve">guion </w:t>
-      </w:r>
-      <w:r>
-        <w:rPr>
-          <w:rFonts w:ascii="Arial" w:hAnsi="Arial" w:cs="Arial"/>
-        </w:rPr>
-        <w:t>dos mil quince (9-2015), del Congreso de la República de Guatemala</w:t>
-      </w:r>
-      <w:r>
-        <w:rPr>
-          <w:rFonts w:ascii="Arial" w:hAnsi="Arial" w:cs="Arial"/>
-        </w:rPr>
-        <w:t xml:space="preserve">. </w:t>
-      </w:r>
-      <w:r>
-        <w:rPr>
-          <w:rFonts w:ascii="Arial" w:hAnsi="Arial" w:cs="Arial"/>
-          <w:b/>
-          <w:u w:val="single"/>
-        </w:rPr>
-        <w:t>TERCERO</w:t>
-      </w:r>
-      <w:r>
-        <w:rPr>
-          <w:rFonts w:ascii="Arial" w:hAnsi="Arial" w:cs="Arial"/>
-          <w:b/>
-          <w:u w:val="single"/>
-        </w:rPr>
-        <w:t>:</w:t>
-      </w:r>
-      <w:r>
-        <w:rPr>
-          <w:rFonts w:ascii="Arial" w:hAnsi="Arial" w:cs="Arial"/>
-        </w:rPr>
-        <w:t xml:space="preserve"> No </w:t>
-      </w:r>
-      <w:r>
-        <w:rPr>
-          <w:rFonts w:ascii="Arial" w:hAnsi="Arial" w:cs="Arial"/>
-        </w:rPr>
-        <w:t>habiendo</w:t>
-      </w:r>
-      <w:r>
-        <w:rPr>
-          <w:rFonts w:ascii="Arial" w:hAnsi="Arial" w:cs="Arial"/>
-        </w:rPr>
-        <w:t xml:space="preserve"> </w:t>
-      </w:r>
-      <w:r>
-        <w:rPr>
-          <w:rFonts w:ascii="Arial" w:hAnsi="Arial" w:cs="Arial"/>
-        </w:rPr>
-        <w:t>más que hacer</w:t>
-      </w:r>
-      <w:r>
-        <w:rPr>
-          <w:rFonts w:ascii="Arial" w:hAnsi="Arial" w:cs="Arial"/>
-        </w:rPr>
-        <w:t xml:space="preserve"> constar, se finaliza la presenta acta notarial a los veinte minutos después de su inicio, en el mismo lugar y fecha, constando la misma en esta única hoja de papel bond, impresa en su anverso y reverso, a la que se le adhieren los timbres que establecen las leyes de la materia. </w:t>
-      </w:r>
-      <w:r>
-        <w:rPr>
-          <w:rFonts w:ascii="Arial" w:hAnsi="Arial" w:cs="Arial"/>
-        </w:rPr>
-        <w:t>Leo</w:t>
-      </w:r>
-      <w:r>
-        <w:rPr>
-          <w:rFonts w:ascii="Arial" w:hAnsi="Arial" w:cs="Arial"/>
-        </w:rPr>
-        <w:t xml:space="preserve"> lo escrito a la requirente quien enterada</w:t>
-      </w:r>
-      <w:r>
-        <w:rPr>
-          <w:rFonts w:ascii="Arial" w:hAnsi="Arial" w:cs="Arial"/>
-        </w:rPr>
-        <w:t xml:space="preserve"> de su contenido, objeto</w:t>
-      </w:r>
-      <w:r>
-        <w:rPr>
-          <w:rFonts w:ascii="Arial" w:hAnsi="Arial" w:cs="Arial"/>
-        </w:rPr>
-        <w:t>,</w:t>
-      </w:r>
-      <w:r>
-        <w:rPr>
-          <w:rFonts w:ascii="Arial" w:hAnsi="Arial" w:cs="Arial"/>
-        </w:rPr>
-        <w:t xml:space="preserve"> validez y demás efectos legales, lo ratifica, acepta y firma, haciéndolo a continuación el Notario que de lo actuado </w:t>
-      </w:r>
-      <w:r>
-        <w:rPr>
-          <w:rFonts w:ascii="Arial" w:hAnsi="Arial" w:cs="Arial"/>
-          <w:b/>
-        </w:rPr>
-        <w:t>DA FE.</w:t>
+      </w:pPr>
+      <w:r>
+        <w:rPr>
+          <w:rFonts w:ascii="Arial" w:hAnsi="Arial" w:cs="Arial"/>
+          <w:b/>
+        </w:rPr>
+        <w:t xml:space="preserve">  F. </w:t>
       </w:r>
     </w:p>
     <w:p>
@@ -807,13 +794,6 @@
           <w:b/>
         </w:rPr>
       </w:pPr>
-      <w:r>
-        <w:rPr>
-          <w:rFonts w:ascii="Arial" w:hAnsi="Arial" w:cs="Arial"/>
-          <w:b/>
-        </w:rPr>
-        <w:t>F.</w:t>
-      </w:r>
     </w:p>
     <w:p>
       <w:pPr>
@@ -825,48 +805,19 @@
           <w:b/>
         </w:rPr>
       </w:pPr>
-    </w:p>
-    <w:p>
-      <w:pPr>
-        <w:spacing w:line="480" w:lineRule="auto"/>
-        <w:ind w:right="-142"/>
-        <w:jc w:val="both"/>
-        <w:rPr>
-          <w:rFonts w:ascii="Arial" w:hAnsi="Arial" w:cs="Arial"/>
-          <w:b/>
-        </w:rPr>
-      </w:pPr>
-      <w:r>
-        <w:rPr>
-          <w:rFonts w:ascii="Arial" w:hAnsi="Arial" w:cs="Arial"/>
-          <w:b/>
-        </w:rPr>
-        <w:t xml:space="preserve">                                               </w:t>
-      </w:r>
-    </w:p>
-    <w:p>
-      <w:pPr>
-        <w:spacing w:line="480" w:lineRule="auto"/>
-        <w:ind w:right="-142"/>
-        <w:jc w:val="both"/>
-        <w:rPr>
-          <w:rFonts w:ascii="Arial" w:hAnsi="Arial" w:cs="Arial"/>
-          <w:b/>
-        </w:rPr>
-      </w:pPr>
-      <w:r>
-        <w:rPr>
-          <w:rFonts w:ascii="Arial" w:hAnsi="Arial" w:cs="Arial"/>
-          <w:b/>
-        </w:rPr>
-        <w:t xml:space="preserve">                                                    </w:t>
-      </w:r>
-      <w:r>
-        <w:rPr>
-          <w:rFonts w:ascii="Arial" w:hAnsi="Arial" w:cs="Arial"/>
-          <w:b/>
-        </w:rPr>
-        <w:t>ANTE MÍ</w:t>
+      <w:r>
+        <w:rPr>
+          <w:rFonts w:ascii="Arial" w:hAnsi="Arial" w:cs="Arial"/>
+          <w:b/>
+        </w:rPr>
+        <w:t xml:space="preserve">                                                     </w:t>
+      </w:r>
+      <w:r>
+        <w:rPr>
+          <w:rFonts w:ascii="Arial" w:hAnsi="Arial" w:cs="Arial"/>
+          <w:b/>
+        </w:rPr>
+        <w:t xml:space="preserve">ANTE MÍ </w:t>
       </w:r>
     </w:p>
     <w:p>
@@ -879,6 +830,8 @@
       </w:r>
     </w:p>
     <w:sectPr>
+      <w:headerReference w:type="default" r:id="rId7"/>
+      <w:footerReference w:type="default" r:id="rId8"/>
       <w:pgSz w:w="12240" w:h="18720" w:code="14"/>
       <w:pgMar w:top="3119" w:right="1467" w:bottom="1417" w:left="1843" w:header="708" w:footer="708" w:gutter="0"/>
       <w:cols w:space="708"/>
@@ -886,6 +839,26 @@
     </w:sectPr>
   </w:body>
 </w:document>
+</file>
+
+<file path=word/footer1.xml><?xml version="1.0" encoding="utf-8"?>
+<w:ftr xmlns:m="http://schemas.openxmlformats.org/officeDocument/2006/math" xmlns:mc="http://schemas.openxmlformats.org/markup-compatibility/2006" xmlns:mo="http://schemas.microsoft.com/office/mac/office/2008/main" xmlns:mv="urn:schemas-microsoft-com:mac:vml" xmlns:o="urn:schemas-microsoft-com:office:office" xmlns:r="http://schemas.openxmlformats.org/officeDocument/2006/relationships" xmlns:v="urn:schemas-microsoft-com:vml" xmlns:w10="urn:schemas-microsoft-com:office:word" xmlns:w14="http://schemas.microsoft.com/office/word/2010/wordml" xmlns:w="http://schemas.openxmlformats.org/wordprocessingml/2006/main" xmlns:wne="http://schemas.microsoft.com/office/word/2006/wordml" xmlns:wp14="http://schemas.microsoft.com/office/word/2010/wordprocessingDrawing" xmlns:wp="http://schemas.openxmlformats.org/drawingml/2006/wordprocessingDrawing" xmlns:wpc="http://schemas.microsoft.com/office/word/2010/wordprocessingCanvas" xmlns:wpg="http://schemas.microsoft.com/office/word/2010/wordprocessingGroup" xmlns:wpi="http://schemas.microsoft.com/office/word/2010/wordprocessingInk" xmlns:wps="http://schemas.microsoft.com/office/word/2010/wordprocessingShape" mc:Ignorable="w14 wp14">
+  <w:p>
+    <w:pPr>
+      <w:pStyle w:val="Footer"/>
+    </w:pPr>
+  </w:p>
+</w:ftr>
+</file>
+
+<file path=word/header1.xml><?xml version="1.0" encoding="utf-8"?>
+<w:hdr xmlns:m="http://schemas.openxmlformats.org/officeDocument/2006/math" xmlns:mc="http://schemas.openxmlformats.org/markup-compatibility/2006" xmlns:mo="http://schemas.microsoft.com/office/mac/office/2008/main" xmlns:mv="urn:schemas-microsoft-com:mac:vml" xmlns:o="urn:schemas-microsoft-com:office:office" xmlns:r="http://schemas.openxmlformats.org/officeDocument/2006/relationships" xmlns:v="urn:schemas-microsoft-com:vml" xmlns:w10="urn:schemas-microsoft-com:office:word" xmlns:w14="http://schemas.microsoft.com/office/word/2010/wordml" xmlns:w="http://schemas.openxmlformats.org/wordprocessingml/2006/main" xmlns:wne="http://schemas.microsoft.com/office/word/2006/wordml" xmlns:wp14="http://schemas.microsoft.com/office/word/2010/wordprocessingDrawing" xmlns:wp="http://schemas.openxmlformats.org/drawingml/2006/wordprocessingDrawing" xmlns:wpc="http://schemas.microsoft.com/office/word/2010/wordprocessingCanvas" xmlns:wpg="http://schemas.microsoft.com/office/word/2010/wordprocessingGroup" xmlns:wpi="http://schemas.microsoft.com/office/word/2010/wordprocessingInk" xmlns:wps="http://schemas.microsoft.com/office/word/2010/wordprocessingShape" mc:Ignorable="w14 wp14">
+  <w:p>
+    <w:pPr>
+      <w:pStyle w:val="Header"/>
+    </w:pPr>
+  </w:p>
+</w:hdr>
 </file>
 
 <file path=word/styles.xml><?xml version="1.0" encoding="utf-8"?>
@@ -1291,6 +1264,52 @@
       <w:lang w:eastAsia="en-US"/>
     </w:rPr>
   </w:style>
+  <w:style w:type="paragraph" w:styleId="Ttulo1">
+    <w:name w:val="heading 1"/>
+    <w:basedOn w:val="Normal"/>
+    <w:next w:val="Normal"/>
+    <w:link w:val="Ttulo1Car"/>
+    <w:uiPriority w:val="9"/>
+    <w:qFormat/>
+    <w:rsid w:val="00AE1C0C"/>
+    <w:pPr>
+      <w:keepNext/>
+      <w:spacing w:before="240" w:after="60"/>
+      <w:outlineLvl w:val="0"/>
+    </w:pPr>
+    <w:rPr>
+      <w:rFonts w:ascii="Aptos Display" w:eastAsia="Times New Roman" w:hAnsi="Aptos Display"/>
+      <w:b/>
+      <w:bCs/>
+      <w:kern w:val="32"/>
+      <w:sz w:val="32"/>
+      <w:szCs w:val="32"/>
+    </w:rPr>
+  </w:style>
+  <w:style w:type="paragraph" w:styleId="Ttulo2">
+    <w:name w:val="heading 2"/>
+    <w:basedOn w:val="Normal"/>
+    <w:next w:val="Normal"/>
+    <w:link w:val="Ttulo2Car"/>
+    <w:uiPriority w:val="9"/>
+    <w:unhideWhenUsed/>
+    <w:qFormat/>
+    <w:rsid w:val="00AE1C0C"/>
+    <w:pPr>
+      <w:keepNext/>
+      <w:spacing w:before="240" w:after="60"/>
+      <w:outlineLvl w:val="1"/>
+    </w:pPr>
+    <w:rPr>
+      <w:rFonts w:ascii="Aptos Display" w:eastAsia="Times New Roman" w:hAnsi="Aptos Display"/>
+      <w:b/>
+      <w:bCs/>
+      <w:i/>
+      <w:iCs/>
+      <w:sz w:val="28"/>
+      <w:szCs w:val="28"/>
+    </w:rPr>
+  </w:style>
   <w:style w:type="character" w:default="1" w:styleId="Fuentedeprrafopredeter">
     <w:name w:val="Default Paragraph Font"/>
     <w:uiPriority w:val="1"/>
@@ -1302,7 +1321,6 @@
     <w:uiPriority w:val="99"/>
     <w:semiHidden/>
     <w:unhideWhenUsed/>
-    <w:qFormat/>
     <w:tblPr>
       <w:tblInd w:w="0" w:type="dxa"/>
       <w:tblCellMar>
@@ -1326,7 +1344,7 @@
     <w:uiPriority w:val="99"/>
     <w:semiHidden/>
     <w:unhideWhenUsed/>
-    <w:rsid w:val="00A9348B"/>
+    <w:rsid w:val="008E5FE9"/>
     <w:pPr>
       <w:spacing w:after="0" w:line="240" w:lineRule="auto"/>
     </w:pPr>
@@ -1341,12 +1359,65 @@
     <w:link w:val="Textodeglobo"/>
     <w:uiPriority w:val="99"/>
     <w:semiHidden/>
-    <w:rsid w:val="00A9348B"/>
+    <w:rsid w:val="008E5FE9"/>
     <w:rPr>
       <w:rFonts w:ascii="Segoe UI" w:hAnsi="Segoe UI" w:cs="Segoe UI"/>
       <w:sz w:val="18"/>
       <w:szCs w:val="18"/>
       <w:lang w:val="es-GT" w:eastAsia="en-US"/>
+    </w:rPr>
+  </w:style>
+  <w:style w:type="character" w:customStyle="1" w:styleId="Ttulo1Car">
+    <w:name w:val="Título 1 Car"/>
+    <w:link w:val="Ttulo1"/>
+    <w:uiPriority w:val="9"/>
+    <w:rsid w:val="00AE1C0C"/>
+    <w:rPr>
+      <w:rFonts w:ascii="Aptos Display" w:eastAsia="Times New Roman" w:hAnsi="Aptos Display" w:cs="Times New Roman"/>
+      <w:b/>
+      <w:bCs/>
+      <w:kern w:val="32"/>
+      <w:sz w:val="32"/>
+      <w:szCs w:val="32"/>
+      <w:lang w:eastAsia="en-US"/>
+    </w:rPr>
+  </w:style>
+  <w:style w:type="character" w:customStyle="1" w:styleId="Ttulo2Car">
+    <w:name w:val="Título 2 Car"/>
+    <w:link w:val="Ttulo2"/>
+    <w:uiPriority w:val="9"/>
+    <w:rsid w:val="00AE1C0C"/>
+    <w:rPr>
+      <w:rFonts w:ascii="Aptos Display" w:eastAsia="Times New Roman" w:hAnsi="Aptos Display" w:cs="Times New Roman"/>
+      <w:b/>
+      <w:bCs/>
+      <w:i/>
+      <w:iCs/>
+      <w:sz w:val="28"/>
+      <w:szCs w:val="28"/>
+      <w:lang w:eastAsia="en-US"/>
+    </w:rPr>
+  </w:style>
+  <w:style w:type="paragraph" w:styleId="Textoindependiente">
+    <w:name w:val="Body Text"/>
+    <w:basedOn w:val="Normal"/>
+    <w:link w:val="TextoindependienteCar"/>
+    <w:uiPriority w:val="99"/>
+    <w:unhideWhenUsed/>
+    <w:rsid w:val="00AE1C0C"/>
+    <w:pPr>
+      <w:spacing w:after="120"/>
+    </w:pPr>
+  </w:style>
+  <w:style w:type="character" w:customStyle="1" w:styleId="TextoindependienteCar">
+    <w:name w:val="Texto independiente Car"/>
+    <w:link w:val="Textoindependiente"/>
+    <w:uiPriority w:val="99"/>
+    <w:rsid w:val="00AE1C0C"/>
+    <w:rPr>
+      <w:sz w:val="22"/>
+      <w:szCs w:val="22"/>
+      <w:lang w:eastAsia="en-US"/>
     </w:rPr>
   </w:style>
 </w:styles>
@@ -1672,7 +1743,7 @@
 </file>
 
 <file path=customXml/itemProps1.xml><?xml version="1.0" encoding="utf-8"?>
-<ds:datastoreItem xmlns:ds="http://schemas.openxmlformats.org/officeDocument/2006/customXml" ds:itemID="{E048EEA7-60F2-46EC-9DF0-2368096F0EB1}">
+<ds:datastoreItem xmlns:ds="http://schemas.openxmlformats.org/officeDocument/2006/customXml" ds:itemID="{42313615-F72F-4147-BBA0-3D9B7AE87068}">
   <ds:schemaRefs>
     <ds:schemaRef ds:uri="http://schemas.openxmlformats.org/officeDocument/2006/bibliography"/>
   </ds:schemaRefs>
